--- a/Documentation/06-Product-Backlog.docx
+++ b/Documentation/06-Product-Backlog.docx
@@ -65,7 +65,7 @@
           <w:sz w:val="20"/>
           <w:szCs w:val="20"/>
         </w:rPr>
-        <w:t xml:space="preserve">Version 1.0  ·  Project documentation  ·  2026</w:t>
+        <w:t>Version 2.0  ·  Project documentation  ·  2026</w:t>
       </w:r>
     </w:p>
     <w:p>
@@ -13289,7 +13289,7 @@
           <w:sz w:val="20"/>
           <w:szCs w:val="20"/>
         </w:rPr>
-        <w:t xml:space="preserve">P0 subset (the wedge): ~162 points.</w:t>
+        <w:t>P0 subset (the wedge): 159 points (Epics A, C, D in full; B1–B3; M1–M3 and M5).</w:t>
       </w:r>
       <w:r>
         <w:rPr>
